--- a/4. RESULTADOS/06_tratamiento_continuo/T22_placebo_reversion_2018.docx
+++ b/4. RESULTADOS/06_tratamiento_continuo/T22_placebo_reversion_2018.docx
@@ -35,13 +35,15 @@
         <w:tblLook w:firstRow="1" w:lastRow="0" w:firstColumn="0" w:lastColumn="0" w:noHBand="0" w:noVBand="1"/>
       </w:tblPr>
       <w:tblGrid>
-        <w:gridCol w:w="2575"/>
+        <w:gridCol w:w="3639"/>
         <w:gridCol w:w="2391"/>
         <w:gridCol w:w="1462"/>
         <w:gridCol w:w="1854"/>
         <w:gridCol w:w="1132"/>
         <w:gridCol w:w="1609"/>
         <w:gridCol w:w="2160"/>
+        <w:gridCol w:w="1609"/>
+        <w:gridCol w:w="1731"/>
       </w:tblGrid>
       <w:tr>
         <w:trPr>
@@ -433,6 +435,116 @@
             </w:r>
           </w:p>
         </w:tc>
+        <w:tc>
+          <w:tcPr>
+            <w:tcBorders>
+              <w:bottom w:val="single" w:sz="12" w:space="0" w:color="666666"/>
+              <w:top w:val="single" w:sz="12" w:space="0" w:color="666666"/>
+              <w:left w:val="none" w:sz="0" w:space="0" w:color="000000"/>
+              <w:right w:val="none" w:sz="0" w:space="0" w:color="000000"/>
+            </w:tcBorders>
+            <w:shd w:val="clear" w:color="auto" w:fill="FFFFFF"/>
+            <w:tcMar>
+              <w:top w:w="0" w:type="dxa"/>
+              <w:bottom w:w="0" w:type="dxa"/>
+              <w:left w:w="0" w:type="dxa"/>
+              <w:right w:w="0" w:type="dxa"/>
+            </w:tcMar>
+            <w:vAlign w:val="center"/>
+          </w:tcPr>
+          <w:p>
+            <w:pPr>
+              <w:pStyle w:val="Normal"/>
+              <w:jc w:val="right"/>
+              <w:pBdr>
+                <w:bottom w:val="none" w:sz="0" w:space="0" w:color="000000"/>
+                <w:top w:val="none" w:sz="0" w:space="0" w:color="000000"/>
+                <w:left w:val="none" w:sz="0" w:space="0" w:color="000000"/>
+                <w:right w:val="none" w:sz="0" w:space="0" w:color="000000"/>
+              </w:pBdr>
+              <w:spacing w:after="100" w:before="100" w:line="240"/>
+              <w:ind w:left="100" w:right="100" w:firstLine="0" w:firstLineChars="0"/>
+              <w:rPr>
+                <w:rFonts w:ascii="Arial" w:hAnsi="Arial" w:eastAsia="Arial" w:cs="Arial"/>
+                <w:i w:val="false"/>
+                <w:b w:val="false"/>
+                <w:u w:val="none"/>
+                <w:strike w:val="false"/>
+                <w:sz w:val="22"/>
+                <w:szCs w:val="22"/>
+                <w:color w:val="000000"/>
+              </w:rPr>
+            </w:pPr>
+            <w:r>
+              <w:rPr>
+                <w:rFonts w:ascii="Arial" w:hAnsi="Arial" w:eastAsia="Arial" w:cs="Arial"/>
+                <w:i w:val="false"/>
+                <w:b w:val="false"/>
+                <w:u w:val="none"/>
+                <w:strike w:val="false"/>
+                <w:sz w:val="22"/>
+                <w:szCs w:val="22"/>
+                <w:color w:val="000000"/>
+              </w:rPr>
+              <w:t xml:space="preserve">ic95_inferior</w:t>
+            </w:r>
+          </w:p>
+        </w:tc>
+        <w:tc>
+          <w:tcPr>
+            <w:tcBorders>
+              <w:bottom w:val="single" w:sz="12" w:space="0" w:color="666666"/>
+              <w:top w:val="single" w:sz="12" w:space="0" w:color="666666"/>
+              <w:left w:val="none" w:sz="0" w:space="0" w:color="000000"/>
+              <w:right w:val="none" w:sz="0" w:space="0" w:color="000000"/>
+            </w:tcBorders>
+            <w:shd w:val="clear" w:color="auto" w:fill="FFFFFF"/>
+            <w:tcMar>
+              <w:top w:w="0" w:type="dxa"/>
+              <w:bottom w:w="0" w:type="dxa"/>
+              <w:left w:w="0" w:type="dxa"/>
+              <w:right w:w="0" w:type="dxa"/>
+            </w:tcMar>
+            <w:vAlign w:val="center"/>
+          </w:tcPr>
+          <w:p>
+            <w:pPr>
+              <w:pStyle w:val="Normal"/>
+              <w:jc w:val="right"/>
+              <w:pBdr>
+                <w:bottom w:val="none" w:sz="0" w:space="0" w:color="000000"/>
+                <w:top w:val="none" w:sz="0" w:space="0" w:color="000000"/>
+                <w:left w:val="none" w:sz="0" w:space="0" w:color="000000"/>
+                <w:right w:val="none" w:sz="0" w:space="0" w:color="000000"/>
+              </w:pBdr>
+              <w:spacing w:after="100" w:before="100" w:line="240"/>
+              <w:ind w:left="100" w:right="100" w:firstLine="0" w:firstLineChars="0"/>
+              <w:rPr>
+                <w:rFonts w:ascii="Arial" w:hAnsi="Arial" w:eastAsia="Arial" w:cs="Arial"/>
+                <w:i w:val="false"/>
+                <w:b w:val="false"/>
+                <w:u w:val="none"/>
+                <w:strike w:val="false"/>
+                <w:sz w:val="22"/>
+                <w:szCs w:val="22"/>
+                <w:color w:val="000000"/>
+              </w:rPr>
+            </w:pPr>
+            <w:r>
+              <w:rPr>
+                <w:rFonts w:ascii="Arial" w:hAnsi="Arial" w:eastAsia="Arial" w:cs="Arial"/>
+                <w:i w:val="false"/>
+                <w:b w:val="false"/>
+                <w:u w:val="none"/>
+                <w:strike w:val="false"/>
+                <w:sz w:val="22"/>
+                <w:szCs w:val="22"/>
+                <w:color w:val="000000"/>
+              </w:rPr>
+              <w:t xml:space="preserve">ic95_superior</w:t>
+            </w:r>
+          </w:p>
+        </w:tc>
       </w:tr>
       <w:tr>
         <w:trPr>
@@ -489,7 +601,7 @@
                 <w:szCs w:val="22"/>
                 <w:color w:val="000000"/>
               </w:rPr>
-              <w:t xml:space="preserve">Salario promedio (log)</w:t>
+              <w:t xml:space="preserve">Costo laboral por trabajador (log)</w:t>
             </w:r>
           </w:p>
         </w:tc>
@@ -820,6 +932,116 @@
                 <w:color w:val="000000"/>
               </w:rPr>
               <w:t xml:space="preserve">2.0747</w:t>
+            </w:r>
+          </w:p>
+        </w:tc>
+        <w:tc>
+          <w:tcPr>
+            <w:tcBorders>
+              <w:bottom w:val="none" w:sz="0" w:space="0" w:color="000000"/>
+              <w:top w:val="single" w:sz="12" w:space="0" w:color="666666"/>
+              <w:left w:val="none" w:sz="0" w:space="0" w:color="000000"/>
+              <w:right w:val="none" w:sz="0" w:space="0" w:color="000000"/>
+            </w:tcBorders>
+            <w:shd w:val="clear" w:color="auto" w:fill="FFFFFF"/>
+            <w:tcMar>
+              <w:top w:w="0" w:type="dxa"/>
+              <w:bottom w:w="0" w:type="dxa"/>
+              <w:left w:w="0" w:type="dxa"/>
+              <w:right w:w="0" w:type="dxa"/>
+            </w:tcMar>
+            <w:vAlign w:val="center"/>
+          </w:tcPr>
+          <w:p>
+            <w:pPr>
+              <w:pStyle w:val="Normal"/>
+              <w:jc w:val="right"/>
+              <w:pBdr>
+                <w:bottom w:val="none" w:sz="0" w:space="0" w:color="000000"/>
+                <w:top w:val="none" w:sz="0" w:space="0" w:color="000000"/>
+                <w:left w:val="none" w:sz="0" w:space="0" w:color="000000"/>
+                <w:right w:val="none" w:sz="0" w:space="0" w:color="000000"/>
+              </w:pBdr>
+              <w:spacing w:after="100" w:before="100" w:line="240"/>
+              <w:ind w:left="100" w:right="100" w:firstLine="0" w:firstLineChars="0"/>
+              <w:rPr>
+                <w:rFonts w:ascii="Arial" w:hAnsi="Arial" w:eastAsia="Arial" w:cs="Arial"/>
+                <w:i w:val="false"/>
+                <w:b w:val="false"/>
+                <w:u w:val="none"/>
+                <w:strike w:val="false"/>
+                <w:sz w:val="22"/>
+                <w:szCs w:val="22"/>
+                <w:color w:val="000000"/>
+              </w:rPr>
+            </w:pPr>
+            <w:r>
+              <w:rPr>
+                <w:rFonts w:ascii="Arial" w:hAnsi="Arial" w:eastAsia="Arial" w:cs="Arial"/>
+                <w:i w:val="false"/>
+                <w:b w:val="false"/>
+                <w:u w:val="none"/>
+                <w:strike w:val="false"/>
+                <w:sz w:val="22"/>
+                <w:szCs w:val="22"/>
+                <w:color w:val="000000"/>
+              </w:rPr>
+              <w:t xml:space="preserve">0.0003</w:t>
+            </w:r>
+          </w:p>
+        </w:tc>
+        <w:tc>
+          <w:tcPr>
+            <w:tcBorders>
+              <w:bottom w:val="none" w:sz="0" w:space="0" w:color="000000"/>
+              <w:top w:val="single" w:sz="12" w:space="0" w:color="666666"/>
+              <w:left w:val="none" w:sz="0" w:space="0" w:color="000000"/>
+              <w:right w:val="none" w:sz="0" w:space="0" w:color="000000"/>
+            </w:tcBorders>
+            <w:shd w:val="clear" w:color="auto" w:fill="FFFFFF"/>
+            <w:tcMar>
+              <w:top w:w="0" w:type="dxa"/>
+              <w:bottom w:w="0" w:type="dxa"/>
+              <w:left w:w="0" w:type="dxa"/>
+              <w:right w:w="0" w:type="dxa"/>
+            </w:tcMar>
+            <w:vAlign w:val="center"/>
+          </w:tcPr>
+          <w:p>
+            <w:pPr>
+              <w:pStyle w:val="Normal"/>
+              <w:jc w:val="right"/>
+              <w:pBdr>
+                <w:bottom w:val="none" w:sz="0" w:space="0" w:color="000000"/>
+                <w:top w:val="none" w:sz="0" w:space="0" w:color="000000"/>
+                <w:left w:val="none" w:sz="0" w:space="0" w:color="000000"/>
+                <w:right w:val="none" w:sz="0" w:space="0" w:color="000000"/>
+              </w:pBdr>
+              <w:spacing w:after="100" w:before="100" w:line="240"/>
+              <w:ind w:left="100" w:right="100" w:firstLine="0" w:firstLineChars="0"/>
+              <w:rPr>
+                <w:rFonts w:ascii="Arial" w:hAnsi="Arial" w:eastAsia="Arial" w:cs="Arial"/>
+                <w:i w:val="false"/>
+                <w:b w:val="false"/>
+                <w:u w:val="none"/>
+                <w:strike w:val="false"/>
+                <w:sz w:val="22"/>
+                <w:szCs w:val="22"/>
+                <w:color w:val="000000"/>
+              </w:rPr>
+            </w:pPr>
+            <w:r>
+              <w:rPr>
+                <w:rFonts w:ascii="Arial" w:hAnsi="Arial" w:eastAsia="Arial" w:cs="Arial"/>
+                <w:i w:val="false"/>
+                <w:b w:val="false"/>
+                <w:u w:val="none"/>
+                <w:strike w:val="false"/>
+                <w:sz w:val="22"/>
+                <w:szCs w:val="22"/>
+                <w:color w:val="000000"/>
+              </w:rPr>
+              <w:t xml:space="preserve">0.0412</w:t>
             </w:r>
           </w:p>
         </w:tc>
@@ -879,7 +1101,7 @@
                 <w:szCs w:val="22"/>
                 <w:color w:val="000000"/>
               </w:rPr>
-              <w:t xml:space="preserve">Salario promedio (log)</w:t>
+              <w:t xml:space="preserve">Costo laboral por trabajador (log)</w:t>
             </w:r>
           </w:p>
         </w:tc>
@@ -1210,6 +1432,116 @@
                 <w:color w:val="000000"/>
               </w:rPr>
               <w:t xml:space="preserve">3.5182</w:t>
+            </w:r>
+          </w:p>
+        </w:tc>
+        <w:tc>
+          <w:tcPr>
+            <w:tcBorders>
+              <w:bottom w:val="none" w:sz="0" w:space="0" w:color="000000"/>
+              <w:top w:val="none" w:sz="0" w:space="0" w:color="000000"/>
+              <w:left w:val="none" w:sz="0" w:space="0" w:color="000000"/>
+              <w:right w:val="none" w:sz="0" w:space="0" w:color="000000"/>
+            </w:tcBorders>
+            <w:shd w:val="clear" w:color="auto" w:fill="FFFFFF"/>
+            <w:tcMar>
+              <w:top w:w="0" w:type="dxa"/>
+              <w:bottom w:w="0" w:type="dxa"/>
+              <w:left w:w="0" w:type="dxa"/>
+              <w:right w:w="0" w:type="dxa"/>
+            </w:tcMar>
+            <w:vAlign w:val="center"/>
+          </w:tcPr>
+          <w:p>
+            <w:pPr>
+              <w:pStyle w:val="Normal"/>
+              <w:jc w:val="right"/>
+              <w:pBdr>
+                <w:bottom w:val="none" w:sz="0" w:space="0" w:color="000000"/>
+                <w:top w:val="none" w:sz="0" w:space="0" w:color="000000"/>
+                <w:left w:val="none" w:sz="0" w:space="0" w:color="000000"/>
+                <w:right w:val="none" w:sz="0" w:space="0" w:color="000000"/>
+              </w:pBdr>
+              <w:spacing w:after="100" w:before="100" w:line="240"/>
+              <w:ind w:left="100" w:right="100" w:firstLine="0" w:firstLineChars="0"/>
+              <w:rPr>
+                <w:rFonts w:ascii="Arial" w:hAnsi="Arial" w:eastAsia="Arial" w:cs="Arial"/>
+                <w:i w:val="false"/>
+                <w:b w:val="false"/>
+                <w:u w:val="none"/>
+                <w:strike w:val="false"/>
+                <w:sz w:val="22"/>
+                <w:szCs w:val="22"/>
+                <w:color w:val="000000"/>
+              </w:rPr>
+            </w:pPr>
+            <w:r>
+              <w:rPr>
+                <w:rFonts w:ascii="Arial" w:hAnsi="Arial" w:eastAsia="Arial" w:cs="Arial"/>
+                <w:i w:val="false"/>
+                <w:b w:val="false"/>
+                <w:u w:val="none"/>
+                <w:strike w:val="false"/>
+                <w:sz w:val="22"/>
+                <w:szCs w:val="22"/>
+                <w:color w:val="000000"/>
+              </w:rPr>
+              <w:t xml:space="preserve">0.0163</w:t>
+            </w:r>
+          </w:p>
+        </w:tc>
+        <w:tc>
+          <w:tcPr>
+            <w:tcBorders>
+              <w:bottom w:val="none" w:sz="0" w:space="0" w:color="000000"/>
+              <w:top w:val="none" w:sz="0" w:space="0" w:color="000000"/>
+              <w:left w:val="none" w:sz="0" w:space="0" w:color="000000"/>
+              <w:right w:val="none" w:sz="0" w:space="0" w:color="000000"/>
+            </w:tcBorders>
+            <w:shd w:val="clear" w:color="auto" w:fill="FFFFFF"/>
+            <w:tcMar>
+              <w:top w:w="0" w:type="dxa"/>
+              <w:bottom w:w="0" w:type="dxa"/>
+              <w:left w:w="0" w:type="dxa"/>
+              <w:right w:w="0" w:type="dxa"/>
+            </w:tcMar>
+            <w:vAlign w:val="center"/>
+          </w:tcPr>
+          <w:p>
+            <w:pPr>
+              <w:pStyle w:val="Normal"/>
+              <w:jc w:val="right"/>
+              <w:pBdr>
+                <w:bottom w:val="none" w:sz="0" w:space="0" w:color="000000"/>
+                <w:top w:val="none" w:sz="0" w:space="0" w:color="000000"/>
+                <w:left w:val="none" w:sz="0" w:space="0" w:color="000000"/>
+                <w:right w:val="none" w:sz="0" w:space="0" w:color="000000"/>
+              </w:pBdr>
+              <w:spacing w:after="100" w:before="100" w:line="240"/>
+              <w:ind w:left="100" w:right="100" w:firstLine="0" w:firstLineChars="0"/>
+              <w:rPr>
+                <w:rFonts w:ascii="Arial" w:hAnsi="Arial" w:eastAsia="Arial" w:cs="Arial"/>
+                <w:i w:val="false"/>
+                <w:b w:val="false"/>
+                <w:u w:val="none"/>
+                <w:strike w:val="false"/>
+                <w:sz w:val="22"/>
+                <w:szCs w:val="22"/>
+                <w:color w:val="000000"/>
+              </w:rPr>
+            </w:pPr>
+            <w:r>
+              <w:rPr>
+                <w:rFonts w:ascii="Arial" w:hAnsi="Arial" w:eastAsia="Arial" w:cs="Arial"/>
+                <w:i w:val="false"/>
+                <w:b w:val="false"/>
+                <w:u w:val="none"/>
+                <w:strike w:val="false"/>
+                <w:sz w:val="22"/>
+                <w:szCs w:val="22"/>
+                <w:color w:val="000000"/>
+              </w:rPr>
+              <w:t xml:space="preserve">0.0540</w:t>
             </w:r>
           </w:p>
         </w:tc>
@@ -1269,7 +1601,7 @@
                 <w:szCs w:val="22"/>
                 <w:color w:val="000000"/>
               </w:rPr>
-              <w:t xml:space="preserve">Salario promedio (log)</w:t>
+              <w:t xml:space="preserve">Costo laboral por trabajador (log)</w:t>
             </w:r>
           </w:p>
         </w:tc>
@@ -1600,6 +1932,116 @@
                 <w:color w:val="000000"/>
               </w:rPr>
               <w:t xml:space="preserve">5.2962</w:t>
+            </w:r>
+          </w:p>
+        </w:tc>
+        <w:tc>
+          <w:tcPr>
+            <w:tcBorders>
+              <w:bottom w:val="none" w:sz="0" w:space="0" w:color="000000"/>
+              <w:top w:val="none" w:sz="0" w:space="0" w:color="000000"/>
+              <w:left w:val="none" w:sz="0" w:space="0" w:color="000000"/>
+              <w:right w:val="none" w:sz="0" w:space="0" w:color="000000"/>
+            </w:tcBorders>
+            <w:shd w:val="clear" w:color="auto" w:fill="FFFFFF"/>
+            <w:tcMar>
+              <w:top w:w="0" w:type="dxa"/>
+              <w:bottom w:w="0" w:type="dxa"/>
+              <w:left w:w="0" w:type="dxa"/>
+              <w:right w:w="0" w:type="dxa"/>
+            </w:tcMar>
+            <w:vAlign w:val="center"/>
+          </w:tcPr>
+          <w:p>
+            <w:pPr>
+              <w:pStyle w:val="Normal"/>
+              <w:jc w:val="right"/>
+              <w:pBdr>
+                <w:bottom w:val="none" w:sz="0" w:space="0" w:color="000000"/>
+                <w:top w:val="none" w:sz="0" w:space="0" w:color="000000"/>
+                <w:left w:val="none" w:sz="0" w:space="0" w:color="000000"/>
+                <w:right w:val="none" w:sz="0" w:space="0" w:color="000000"/>
+              </w:pBdr>
+              <w:spacing w:after="100" w:before="100" w:line="240"/>
+              <w:ind w:left="100" w:right="100" w:firstLine="0" w:firstLineChars="0"/>
+              <w:rPr>
+                <w:rFonts w:ascii="Arial" w:hAnsi="Arial" w:eastAsia="Arial" w:cs="Arial"/>
+                <w:i w:val="false"/>
+                <w:b w:val="false"/>
+                <w:u w:val="none"/>
+                <w:strike w:val="false"/>
+                <w:sz w:val="22"/>
+                <w:szCs w:val="22"/>
+                <w:color w:val="000000"/>
+              </w:rPr>
+            </w:pPr>
+            <w:r>
+              <w:rPr>
+                <w:rFonts w:ascii="Arial" w:hAnsi="Arial" w:eastAsia="Arial" w:cs="Arial"/>
+                <w:i w:val="false"/>
+                <w:b w:val="false"/>
+                <w:u w:val="none"/>
+                <w:strike w:val="false"/>
+                <w:sz w:val="22"/>
+                <w:szCs w:val="22"/>
+                <w:color w:val="000000"/>
+              </w:rPr>
+              <w:t xml:space="preserve">0.0328</w:t>
+            </w:r>
+          </w:p>
+        </w:tc>
+        <w:tc>
+          <w:tcPr>
+            <w:tcBorders>
+              <w:bottom w:val="none" w:sz="0" w:space="0" w:color="000000"/>
+              <w:top w:val="none" w:sz="0" w:space="0" w:color="000000"/>
+              <w:left w:val="none" w:sz="0" w:space="0" w:color="000000"/>
+              <w:right w:val="none" w:sz="0" w:space="0" w:color="000000"/>
+            </w:tcBorders>
+            <w:shd w:val="clear" w:color="auto" w:fill="FFFFFF"/>
+            <w:tcMar>
+              <w:top w:w="0" w:type="dxa"/>
+              <w:bottom w:w="0" w:type="dxa"/>
+              <w:left w:w="0" w:type="dxa"/>
+              <w:right w:w="0" w:type="dxa"/>
+            </w:tcMar>
+            <w:vAlign w:val="center"/>
+          </w:tcPr>
+          <w:p>
+            <w:pPr>
+              <w:pStyle w:val="Normal"/>
+              <w:jc w:val="right"/>
+              <w:pBdr>
+                <w:bottom w:val="none" w:sz="0" w:space="0" w:color="000000"/>
+                <w:top w:val="none" w:sz="0" w:space="0" w:color="000000"/>
+                <w:left w:val="none" w:sz="0" w:space="0" w:color="000000"/>
+                <w:right w:val="none" w:sz="0" w:space="0" w:color="000000"/>
+              </w:pBdr>
+              <w:spacing w:after="100" w:before="100" w:line="240"/>
+              <w:ind w:left="100" w:right="100" w:firstLine="0" w:firstLineChars="0"/>
+              <w:rPr>
+                <w:rFonts w:ascii="Arial" w:hAnsi="Arial" w:eastAsia="Arial" w:cs="Arial"/>
+                <w:i w:val="false"/>
+                <w:b w:val="false"/>
+                <w:u w:val="none"/>
+                <w:strike w:val="false"/>
+                <w:sz w:val="22"/>
+                <w:szCs w:val="22"/>
+                <w:color w:val="000000"/>
+              </w:rPr>
+            </w:pPr>
+            <w:r>
+              <w:rPr>
+                <w:rFonts w:ascii="Arial" w:hAnsi="Arial" w:eastAsia="Arial" w:cs="Arial"/>
+                <w:i w:val="false"/>
+                <w:b w:val="false"/>
+                <w:u w:val="none"/>
+                <w:strike w:val="false"/>
+                <w:sz w:val="22"/>
+                <w:szCs w:val="22"/>
+                <w:color w:val="000000"/>
+              </w:rPr>
+              <w:t xml:space="preserve">0.0732</w:t>
             </w:r>
           </w:p>
         </w:tc>
@@ -1659,7 +2101,7 @@
                 <w:szCs w:val="22"/>
                 <w:color w:val="000000"/>
               </w:rPr>
-              <w:t xml:space="preserve">Salario promedio (log)</w:t>
+              <w:t xml:space="preserve">Costo laboral por trabajador (log)</w:t>
             </w:r>
           </w:p>
         </w:tc>
@@ -1990,6 +2432,116 @@
                 <w:color w:val="000000"/>
               </w:rPr>
               <w:t xml:space="preserve">8.3641</w:t>
+            </w:r>
+          </w:p>
+        </w:tc>
+        <w:tc>
+          <w:tcPr>
+            <w:tcBorders>
+              <w:bottom w:val="none" w:sz="0" w:space="0" w:color="000000"/>
+              <w:top w:val="none" w:sz="0" w:space="0" w:color="000000"/>
+              <w:left w:val="none" w:sz="0" w:space="0" w:color="000000"/>
+              <w:right w:val="none" w:sz="0" w:space="0" w:color="000000"/>
+            </w:tcBorders>
+            <w:shd w:val="clear" w:color="auto" w:fill="FFFFFF"/>
+            <w:tcMar>
+              <w:top w:w="0" w:type="dxa"/>
+              <w:bottom w:w="0" w:type="dxa"/>
+              <w:left w:w="0" w:type="dxa"/>
+              <w:right w:w="0" w:type="dxa"/>
+            </w:tcMar>
+            <w:vAlign w:val="center"/>
+          </w:tcPr>
+          <w:p>
+            <w:pPr>
+              <w:pStyle w:val="Normal"/>
+              <w:jc w:val="right"/>
+              <w:pBdr>
+                <w:bottom w:val="none" w:sz="0" w:space="0" w:color="000000"/>
+                <w:top w:val="none" w:sz="0" w:space="0" w:color="000000"/>
+                <w:left w:val="none" w:sz="0" w:space="0" w:color="000000"/>
+                <w:right w:val="none" w:sz="0" w:space="0" w:color="000000"/>
+              </w:pBdr>
+              <w:spacing w:after="100" w:before="100" w:line="240"/>
+              <w:ind w:left="100" w:right="100" w:firstLine="0" w:firstLineChars="0"/>
+              <w:rPr>
+                <w:rFonts w:ascii="Arial" w:hAnsi="Arial" w:eastAsia="Arial" w:cs="Arial"/>
+                <w:i w:val="false"/>
+                <w:b w:val="false"/>
+                <w:u w:val="none"/>
+                <w:strike w:val="false"/>
+                <w:sz w:val="22"/>
+                <w:szCs w:val="22"/>
+                <w:color w:val="000000"/>
+              </w:rPr>
+            </w:pPr>
+            <w:r>
+              <w:rPr>
+                <w:rFonts w:ascii="Arial" w:hAnsi="Arial" w:eastAsia="Arial" w:cs="Arial"/>
+                <w:i w:val="false"/>
+                <w:b w:val="false"/>
+                <w:u w:val="none"/>
+                <w:strike w:val="false"/>
+                <w:sz w:val="22"/>
+                <w:szCs w:val="22"/>
+                <w:color w:val="000000"/>
+              </w:rPr>
+              <w:t xml:space="preserve">0.0620</w:t>
+            </w:r>
+          </w:p>
+        </w:tc>
+        <w:tc>
+          <w:tcPr>
+            <w:tcBorders>
+              <w:bottom w:val="none" w:sz="0" w:space="0" w:color="000000"/>
+              <w:top w:val="none" w:sz="0" w:space="0" w:color="000000"/>
+              <w:left w:val="none" w:sz="0" w:space="0" w:color="000000"/>
+              <w:right w:val="none" w:sz="0" w:space="0" w:color="000000"/>
+            </w:tcBorders>
+            <w:shd w:val="clear" w:color="auto" w:fill="FFFFFF"/>
+            <w:tcMar>
+              <w:top w:w="0" w:type="dxa"/>
+              <w:bottom w:w="0" w:type="dxa"/>
+              <w:left w:w="0" w:type="dxa"/>
+              <w:right w:w="0" w:type="dxa"/>
+            </w:tcMar>
+            <w:vAlign w:val="center"/>
+          </w:tcPr>
+          <w:p>
+            <w:pPr>
+              <w:pStyle w:val="Normal"/>
+              <w:jc w:val="right"/>
+              <w:pBdr>
+                <w:bottom w:val="none" w:sz="0" w:space="0" w:color="000000"/>
+                <w:top w:val="none" w:sz="0" w:space="0" w:color="000000"/>
+                <w:left w:val="none" w:sz="0" w:space="0" w:color="000000"/>
+                <w:right w:val="none" w:sz="0" w:space="0" w:color="000000"/>
+              </w:pBdr>
+              <w:spacing w:after="100" w:before="100" w:line="240"/>
+              <w:ind w:left="100" w:right="100" w:firstLine="0" w:firstLineChars="0"/>
+              <w:rPr>
+                <w:rFonts w:ascii="Arial" w:hAnsi="Arial" w:eastAsia="Arial" w:cs="Arial"/>
+                <w:i w:val="false"/>
+                <w:b w:val="false"/>
+                <w:u w:val="none"/>
+                <w:strike w:val="false"/>
+                <w:sz w:val="22"/>
+                <w:szCs w:val="22"/>
+                <w:color w:val="000000"/>
+              </w:rPr>
+            </w:pPr>
+            <w:r>
+              <w:rPr>
+                <w:rFonts w:ascii="Arial" w:hAnsi="Arial" w:eastAsia="Arial" w:cs="Arial"/>
+                <w:i w:val="false"/>
+                <w:b w:val="false"/>
+                <w:u w:val="none"/>
+                <w:strike w:val="false"/>
+                <w:sz w:val="22"/>
+                <w:szCs w:val="22"/>
+                <w:color w:val="000000"/>
+              </w:rPr>
+              <w:t xml:space="preserve">0.1053</w:t>
             </w:r>
           </w:p>
         </w:tc>
@@ -2383,6 +2935,116 @@
             </w:r>
           </w:p>
         </w:tc>
+        <w:tc>
+          <w:tcPr>
+            <w:tcBorders>
+              <w:bottom w:val="none" w:sz="0" w:space="0" w:color="000000"/>
+              <w:top w:val="none" w:sz="0" w:space="0" w:color="000000"/>
+              <w:left w:val="none" w:sz="0" w:space="0" w:color="000000"/>
+              <w:right w:val="none" w:sz="0" w:space="0" w:color="000000"/>
+            </w:tcBorders>
+            <w:shd w:val="clear" w:color="auto" w:fill="FFFFFF"/>
+            <w:tcMar>
+              <w:top w:w="0" w:type="dxa"/>
+              <w:bottom w:w="0" w:type="dxa"/>
+              <w:left w:w="0" w:type="dxa"/>
+              <w:right w:w="0" w:type="dxa"/>
+            </w:tcMar>
+            <w:vAlign w:val="center"/>
+          </w:tcPr>
+          <w:p>
+            <w:pPr>
+              <w:pStyle w:val="Normal"/>
+              <w:jc w:val="right"/>
+              <w:pBdr>
+                <w:bottom w:val="none" w:sz="0" w:space="0" w:color="000000"/>
+                <w:top w:val="none" w:sz="0" w:space="0" w:color="000000"/>
+                <w:left w:val="none" w:sz="0" w:space="0" w:color="000000"/>
+                <w:right w:val="none" w:sz="0" w:space="0" w:color="000000"/>
+              </w:pBdr>
+              <w:spacing w:after="100" w:before="100" w:line="240"/>
+              <w:ind w:left="100" w:right="100" w:firstLine="0" w:firstLineChars="0"/>
+              <w:rPr>
+                <w:rFonts w:ascii="Arial" w:hAnsi="Arial" w:eastAsia="Arial" w:cs="Arial"/>
+                <w:i w:val="false"/>
+                <w:b w:val="false"/>
+                <w:u w:val="none"/>
+                <w:strike w:val="false"/>
+                <w:sz w:val="22"/>
+                <w:szCs w:val="22"/>
+                <w:color w:val="000000"/>
+              </w:rPr>
+            </w:pPr>
+            <w:r>
+              <w:rPr>
+                <w:rFonts w:ascii="Arial" w:hAnsi="Arial" w:eastAsia="Arial" w:cs="Arial"/>
+                <w:i w:val="false"/>
+                <w:b w:val="false"/>
+                <w:u w:val="none"/>
+                <w:strike w:val="false"/>
+                <w:sz w:val="22"/>
+                <w:szCs w:val="22"/>
+                <w:color w:val="000000"/>
+              </w:rPr>
+              <w:t xml:space="preserve">-0.0179</w:t>
+            </w:r>
+          </w:p>
+        </w:tc>
+        <w:tc>
+          <w:tcPr>
+            <w:tcBorders>
+              <w:bottom w:val="none" w:sz="0" w:space="0" w:color="000000"/>
+              <w:top w:val="none" w:sz="0" w:space="0" w:color="000000"/>
+              <w:left w:val="none" w:sz="0" w:space="0" w:color="000000"/>
+              <w:right w:val="none" w:sz="0" w:space="0" w:color="000000"/>
+            </w:tcBorders>
+            <w:shd w:val="clear" w:color="auto" w:fill="FFFFFF"/>
+            <w:tcMar>
+              <w:top w:w="0" w:type="dxa"/>
+              <w:bottom w:w="0" w:type="dxa"/>
+              <w:left w:w="0" w:type="dxa"/>
+              <w:right w:w="0" w:type="dxa"/>
+            </w:tcMar>
+            <w:vAlign w:val="center"/>
+          </w:tcPr>
+          <w:p>
+            <w:pPr>
+              <w:pStyle w:val="Normal"/>
+              <w:jc w:val="right"/>
+              <w:pBdr>
+                <w:bottom w:val="none" w:sz="0" w:space="0" w:color="000000"/>
+                <w:top w:val="none" w:sz="0" w:space="0" w:color="000000"/>
+                <w:left w:val="none" w:sz="0" w:space="0" w:color="000000"/>
+                <w:right w:val="none" w:sz="0" w:space="0" w:color="000000"/>
+              </w:pBdr>
+              <w:spacing w:after="100" w:before="100" w:line="240"/>
+              <w:ind w:left="100" w:right="100" w:firstLine="0" w:firstLineChars="0"/>
+              <w:rPr>
+                <w:rFonts w:ascii="Arial" w:hAnsi="Arial" w:eastAsia="Arial" w:cs="Arial"/>
+                <w:i w:val="false"/>
+                <w:b w:val="false"/>
+                <w:u w:val="none"/>
+                <w:strike w:val="false"/>
+                <w:sz w:val="22"/>
+                <w:szCs w:val="22"/>
+                <w:color w:val="000000"/>
+              </w:rPr>
+            </w:pPr>
+            <w:r>
+              <w:rPr>
+                <w:rFonts w:ascii="Arial" w:hAnsi="Arial" w:eastAsia="Arial" w:cs="Arial"/>
+                <w:i w:val="false"/>
+                <w:b w:val="false"/>
+                <w:u w:val="none"/>
+                <w:strike w:val="false"/>
+                <w:sz w:val="22"/>
+                <w:szCs w:val="22"/>
+                <w:color w:val="000000"/>
+              </w:rPr>
+              <w:t xml:space="preserve">0.0462</w:t>
+            </w:r>
+          </w:p>
+        </w:tc>
       </w:tr>
       <w:tr>
         <w:trPr>
@@ -2773,6 +3435,116 @@
             </w:r>
           </w:p>
         </w:tc>
+        <w:tc>
+          <w:tcPr>
+            <w:tcBorders>
+              <w:bottom w:val="none" w:sz="0" w:space="0" w:color="000000"/>
+              <w:top w:val="none" w:sz="0" w:space="0" w:color="000000"/>
+              <w:left w:val="none" w:sz="0" w:space="0" w:color="000000"/>
+              <w:right w:val="none" w:sz="0" w:space="0" w:color="000000"/>
+            </w:tcBorders>
+            <w:shd w:val="clear" w:color="auto" w:fill="FFFFFF"/>
+            <w:tcMar>
+              <w:top w:w="0" w:type="dxa"/>
+              <w:bottom w:w="0" w:type="dxa"/>
+              <w:left w:w="0" w:type="dxa"/>
+              <w:right w:w="0" w:type="dxa"/>
+            </w:tcMar>
+            <w:vAlign w:val="center"/>
+          </w:tcPr>
+          <w:p>
+            <w:pPr>
+              <w:pStyle w:val="Normal"/>
+              <w:jc w:val="right"/>
+              <w:pBdr>
+                <w:bottom w:val="none" w:sz="0" w:space="0" w:color="000000"/>
+                <w:top w:val="none" w:sz="0" w:space="0" w:color="000000"/>
+                <w:left w:val="none" w:sz="0" w:space="0" w:color="000000"/>
+                <w:right w:val="none" w:sz="0" w:space="0" w:color="000000"/>
+              </w:pBdr>
+              <w:spacing w:after="100" w:before="100" w:line="240"/>
+              <w:ind w:left="100" w:right="100" w:firstLine="0" w:firstLineChars="0"/>
+              <w:rPr>
+                <w:rFonts w:ascii="Arial" w:hAnsi="Arial" w:eastAsia="Arial" w:cs="Arial"/>
+                <w:i w:val="false"/>
+                <w:b w:val="false"/>
+                <w:u w:val="none"/>
+                <w:strike w:val="false"/>
+                <w:sz w:val="22"/>
+                <w:szCs w:val="22"/>
+                <w:color w:val="000000"/>
+              </w:rPr>
+            </w:pPr>
+            <w:r>
+              <w:rPr>
+                <w:rFonts w:ascii="Arial" w:hAnsi="Arial" w:eastAsia="Arial" w:cs="Arial"/>
+                <w:i w:val="false"/>
+                <w:b w:val="false"/>
+                <w:u w:val="none"/>
+                <w:strike w:val="false"/>
+                <w:sz w:val="22"/>
+                <w:szCs w:val="22"/>
+                <w:color w:val="000000"/>
+              </w:rPr>
+              <w:t xml:space="preserve">-0.0337</w:t>
+            </w:r>
+          </w:p>
+        </w:tc>
+        <w:tc>
+          <w:tcPr>
+            <w:tcBorders>
+              <w:bottom w:val="none" w:sz="0" w:space="0" w:color="000000"/>
+              <w:top w:val="none" w:sz="0" w:space="0" w:color="000000"/>
+              <w:left w:val="none" w:sz="0" w:space="0" w:color="000000"/>
+              <w:right w:val="none" w:sz="0" w:space="0" w:color="000000"/>
+            </w:tcBorders>
+            <w:shd w:val="clear" w:color="auto" w:fill="FFFFFF"/>
+            <w:tcMar>
+              <w:top w:w="0" w:type="dxa"/>
+              <w:bottom w:w="0" w:type="dxa"/>
+              <w:left w:w="0" w:type="dxa"/>
+              <w:right w:w="0" w:type="dxa"/>
+            </w:tcMar>
+            <w:vAlign w:val="center"/>
+          </w:tcPr>
+          <w:p>
+            <w:pPr>
+              <w:pStyle w:val="Normal"/>
+              <w:jc w:val="right"/>
+              <w:pBdr>
+                <w:bottom w:val="none" w:sz="0" w:space="0" w:color="000000"/>
+                <w:top w:val="none" w:sz="0" w:space="0" w:color="000000"/>
+                <w:left w:val="none" w:sz="0" w:space="0" w:color="000000"/>
+                <w:right w:val="none" w:sz="0" w:space="0" w:color="000000"/>
+              </w:pBdr>
+              <w:spacing w:after="100" w:before="100" w:line="240"/>
+              <w:ind w:left="100" w:right="100" w:firstLine="0" w:firstLineChars="0"/>
+              <w:rPr>
+                <w:rFonts w:ascii="Arial" w:hAnsi="Arial" w:eastAsia="Arial" w:cs="Arial"/>
+                <w:i w:val="false"/>
+                <w:b w:val="false"/>
+                <w:u w:val="none"/>
+                <w:strike w:val="false"/>
+                <w:sz w:val="22"/>
+                <w:szCs w:val="22"/>
+                <w:color w:val="000000"/>
+              </w:rPr>
+            </w:pPr>
+            <w:r>
+              <w:rPr>
+                <w:rFonts w:ascii="Arial" w:hAnsi="Arial" w:eastAsia="Arial" w:cs="Arial"/>
+                <w:i w:val="false"/>
+                <w:b w:val="false"/>
+                <w:u w:val="none"/>
+                <w:strike w:val="false"/>
+                <w:sz w:val="22"/>
+                <w:szCs w:val="22"/>
+                <w:color w:val="000000"/>
+              </w:rPr>
+              <w:t xml:space="preserve">0.0247</w:t>
+            </w:r>
+          </w:p>
+        </w:tc>
       </w:tr>
       <w:tr>
         <w:trPr>
@@ -3163,6 +3935,116 @@
             </w:r>
           </w:p>
         </w:tc>
+        <w:tc>
+          <w:tcPr>
+            <w:tcBorders>
+              <w:bottom w:val="none" w:sz="0" w:space="0" w:color="000000"/>
+              <w:top w:val="none" w:sz="0" w:space="0" w:color="000000"/>
+              <w:left w:val="none" w:sz="0" w:space="0" w:color="000000"/>
+              <w:right w:val="none" w:sz="0" w:space="0" w:color="000000"/>
+            </w:tcBorders>
+            <w:shd w:val="clear" w:color="auto" w:fill="FFFFFF"/>
+            <w:tcMar>
+              <w:top w:w="0" w:type="dxa"/>
+              <w:bottom w:w="0" w:type="dxa"/>
+              <w:left w:w="0" w:type="dxa"/>
+              <w:right w:w="0" w:type="dxa"/>
+            </w:tcMar>
+            <w:vAlign w:val="center"/>
+          </w:tcPr>
+          <w:p>
+            <w:pPr>
+              <w:pStyle w:val="Normal"/>
+              <w:jc w:val="right"/>
+              <w:pBdr>
+                <w:bottom w:val="none" w:sz="0" w:space="0" w:color="000000"/>
+                <w:top w:val="none" w:sz="0" w:space="0" w:color="000000"/>
+                <w:left w:val="none" w:sz="0" w:space="0" w:color="000000"/>
+                <w:right w:val="none" w:sz="0" w:space="0" w:color="000000"/>
+              </w:pBdr>
+              <w:spacing w:after="100" w:before="100" w:line="240"/>
+              <w:ind w:left="100" w:right="100" w:firstLine="0" w:firstLineChars="0"/>
+              <w:rPr>
+                <w:rFonts w:ascii="Arial" w:hAnsi="Arial" w:eastAsia="Arial" w:cs="Arial"/>
+                <w:i w:val="false"/>
+                <w:b w:val="false"/>
+                <w:u w:val="none"/>
+                <w:strike w:val="false"/>
+                <w:sz w:val="22"/>
+                <w:szCs w:val="22"/>
+                <w:color w:val="000000"/>
+              </w:rPr>
+            </w:pPr>
+            <w:r>
+              <w:rPr>
+                <w:rFonts w:ascii="Arial" w:hAnsi="Arial" w:eastAsia="Arial" w:cs="Arial"/>
+                <w:i w:val="false"/>
+                <w:b w:val="false"/>
+                <w:u w:val="none"/>
+                <w:strike w:val="false"/>
+                <w:sz w:val="22"/>
+                <w:szCs w:val="22"/>
+                <w:color w:val="000000"/>
+              </w:rPr>
+              <w:t xml:space="preserve">-0.0192</w:t>
+            </w:r>
+          </w:p>
+        </w:tc>
+        <w:tc>
+          <w:tcPr>
+            <w:tcBorders>
+              <w:bottom w:val="none" w:sz="0" w:space="0" w:color="000000"/>
+              <w:top w:val="none" w:sz="0" w:space="0" w:color="000000"/>
+              <w:left w:val="none" w:sz="0" w:space="0" w:color="000000"/>
+              <w:right w:val="none" w:sz="0" w:space="0" w:color="000000"/>
+            </w:tcBorders>
+            <w:shd w:val="clear" w:color="auto" w:fill="FFFFFF"/>
+            <w:tcMar>
+              <w:top w:w="0" w:type="dxa"/>
+              <w:bottom w:w="0" w:type="dxa"/>
+              <w:left w:w="0" w:type="dxa"/>
+              <w:right w:w="0" w:type="dxa"/>
+            </w:tcMar>
+            <w:vAlign w:val="center"/>
+          </w:tcPr>
+          <w:p>
+            <w:pPr>
+              <w:pStyle w:val="Normal"/>
+              <w:jc w:val="right"/>
+              <w:pBdr>
+                <w:bottom w:val="none" w:sz="0" w:space="0" w:color="000000"/>
+                <w:top w:val="none" w:sz="0" w:space="0" w:color="000000"/>
+                <w:left w:val="none" w:sz="0" w:space="0" w:color="000000"/>
+                <w:right w:val="none" w:sz="0" w:space="0" w:color="000000"/>
+              </w:pBdr>
+              <w:spacing w:after="100" w:before="100" w:line="240"/>
+              <w:ind w:left="100" w:right="100" w:firstLine="0" w:firstLineChars="0"/>
+              <w:rPr>
+                <w:rFonts w:ascii="Arial" w:hAnsi="Arial" w:eastAsia="Arial" w:cs="Arial"/>
+                <w:i w:val="false"/>
+                <w:b w:val="false"/>
+                <w:u w:val="none"/>
+                <w:strike w:val="false"/>
+                <w:sz w:val="22"/>
+                <w:szCs w:val="22"/>
+                <w:color w:val="000000"/>
+              </w:rPr>
+            </w:pPr>
+            <w:r>
+              <w:rPr>
+                <w:rFonts w:ascii="Arial" w:hAnsi="Arial" w:eastAsia="Arial" w:cs="Arial"/>
+                <w:i w:val="false"/>
+                <w:b w:val="false"/>
+                <w:u w:val="none"/>
+                <w:strike w:val="false"/>
+                <w:sz w:val="22"/>
+                <w:szCs w:val="22"/>
+                <w:color w:val="000000"/>
+              </w:rPr>
+              <w:t xml:space="preserve">0.0399</w:t>
+            </w:r>
+          </w:p>
+        </w:tc>
       </w:tr>
       <w:tr>
         <w:trPr>
@@ -3550,6 +4432,116 @@
                 <w:color w:val="000000"/>
               </w:rPr>
               <w:t xml:space="preserve">0.2403</w:t>
+            </w:r>
+          </w:p>
+        </w:tc>
+        <w:tc>
+          <w:tcPr>
+            <w:tcBorders>
+              <w:bottom w:val="single" w:sz="12" w:space="0" w:color="666666"/>
+              <w:top w:val="none" w:sz="0" w:space="0" w:color="000000"/>
+              <w:left w:val="none" w:sz="0" w:space="0" w:color="000000"/>
+              <w:right w:val="none" w:sz="0" w:space="0" w:color="000000"/>
+            </w:tcBorders>
+            <w:shd w:val="clear" w:color="auto" w:fill="FFFFFF"/>
+            <w:tcMar>
+              <w:top w:w="0" w:type="dxa"/>
+              <w:bottom w:w="0" w:type="dxa"/>
+              <w:left w:w="0" w:type="dxa"/>
+              <w:right w:w="0" w:type="dxa"/>
+            </w:tcMar>
+            <w:vAlign w:val="center"/>
+          </w:tcPr>
+          <w:p>
+            <w:pPr>
+              <w:pStyle w:val="Normal"/>
+              <w:jc w:val="right"/>
+              <w:pBdr>
+                <w:bottom w:val="none" w:sz="0" w:space="0" w:color="000000"/>
+                <w:top w:val="none" w:sz="0" w:space="0" w:color="000000"/>
+                <w:left w:val="none" w:sz="0" w:space="0" w:color="000000"/>
+                <w:right w:val="none" w:sz="0" w:space="0" w:color="000000"/>
+              </w:pBdr>
+              <w:spacing w:after="100" w:before="100" w:line="240"/>
+              <w:ind w:left="100" w:right="100" w:firstLine="0" w:firstLineChars="0"/>
+              <w:rPr>
+                <w:rFonts w:ascii="Arial" w:hAnsi="Arial" w:eastAsia="Arial" w:cs="Arial"/>
+                <w:i w:val="false"/>
+                <w:b w:val="false"/>
+                <w:u w:val="none"/>
+                <w:strike w:val="false"/>
+                <w:sz w:val="22"/>
+                <w:szCs w:val="22"/>
+                <w:color w:val="000000"/>
+              </w:rPr>
+            </w:pPr>
+            <w:r>
+              <w:rPr>
+                <w:rFonts w:ascii="Arial" w:hAnsi="Arial" w:eastAsia="Arial" w:cs="Arial"/>
+                <w:i w:val="false"/>
+                <w:b w:val="false"/>
+                <w:u w:val="none"/>
+                <w:strike w:val="false"/>
+                <w:sz w:val="22"/>
+                <w:szCs w:val="22"/>
+                <w:color w:val="000000"/>
+              </w:rPr>
+              <w:t xml:space="preserve">-0.0288</w:t>
+            </w:r>
+          </w:p>
+        </w:tc>
+        <w:tc>
+          <w:tcPr>
+            <w:tcBorders>
+              <w:bottom w:val="single" w:sz="12" w:space="0" w:color="666666"/>
+              <w:top w:val="none" w:sz="0" w:space="0" w:color="000000"/>
+              <w:left w:val="none" w:sz="0" w:space="0" w:color="000000"/>
+              <w:right w:val="none" w:sz="0" w:space="0" w:color="000000"/>
+            </w:tcBorders>
+            <w:shd w:val="clear" w:color="auto" w:fill="FFFFFF"/>
+            <w:tcMar>
+              <w:top w:w="0" w:type="dxa"/>
+              <w:bottom w:w="0" w:type="dxa"/>
+              <w:left w:w="0" w:type="dxa"/>
+              <w:right w:w="0" w:type="dxa"/>
+            </w:tcMar>
+            <w:vAlign w:val="center"/>
+          </w:tcPr>
+          <w:p>
+            <w:pPr>
+              <w:pStyle w:val="Normal"/>
+              <w:jc w:val="right"/>
+              <w:pBdr>
+                <w:bottom w:val="none" w:sz="0" w:space="0" w:color="000000"/>
+                <w:top w:val="none" w:sz="0" w:space="0" w:color="000000"/>
+                <w:left w:val="none" w:sz="0" w:space="0" w:color="000000"/>
+                <w:right w:val="none" w:sz="0" w:space="0" w:color="000000"/>
+              </w:pBdr>
+              <w:spacing w:after="100" w:before="100" w:line="240"/>
+              <w:ind w:left="100" w:right="100" w:firstLine="0" w:firstLineChars="0"/>
+              <w:rPr>
+                <w:rFonts w:ascii="Arial" w:hAnsi="Arial" w:eastAsia="Arial" w:cs="Arial"/>
+                <w:i w:val="false"/>
+                <w:b w:val="false"/>
+                <w:u w:val="none"/>
+                <w:strike w:val="false"/>
+                <w:sz w:val="22"/>
+                <w:szCs w:val="22"/>
+                <w:color w:val="000000"/>
+              </w:rPr>
+            </w:pPr>
+            <w:r>
+              <w:rPr>
+                <w:rFonts w:ascii="Arial" w:hAnsi="Arial" w:eastAsia="Arial" w:cs="Arial"/>
+                <w:i w:val="false"/>
+                <w:b w:val="false"/>
+                <w:u w:val="none"/>
+                <w:strike w:val="false"/>
+                <w:sz w:val="22"/>
+                <w:szCs w:val="22"/>
+                <w:color w:val="000000"/>
+              </w:rPr>
+              <w:t xml:space="preserve">0.0336</w:t>
             </w:r>
           </w:p>
         </w:tc>
